--- a/public/templates-clean/orhideelor/7. Anexa 4 - Acord utilizare imagine.docx
+++ b/public/templates-clean/orhideelor/7. Anexa 4 - Acord utilizare imagine.docx
@@ -1696,7 +1696,7 @@
         <w:rPr>
           <w:rFonts w:asciiTheme="majorHAnsi" w:hAnsiTheme="majorHAnsi"/>
         </w:rPr>
-        <w:t xml:space="preserve"> Mun. București, Sector 5, Str. Cap. Petre Mișcă, nr.12, bl. M13,</w:t>
+        <w:t xml:space="preserve"> {BENEFICIAR_ADRESA}, </w:t>
       </w:r>
       <w:bookmarkEnd w:id="1"/>
       <w:bookmarkEnd w:id="2"/>
@@ -1704,7 +1704,7 @@
         <w:rPr>
           <w:rFonts w:asciiTheme="majorHAnsi" w:hAnsiTheme="majorHAnsi"/>
         </w:rPr>
-        <w:t xml:space="preserve"> sc.3, et.1, ap.79, </w:t>
+        <w:t xml:space="preserve"/>
       </w:r>
       <w:r>
         <w:rPr>
@@ -9070,7 +9070,7 @@
           <w:sz w:val="20"/>
           <w:szCs w:val="20"/>
         </w:rPr>
-        <w:t>12.07</w:t>
+        <w:t>{DATA_CONTRACT}</w:t>
       </w:r>
       <w:r>
         <w:rPr>
@@ -9080,7 +9080,7 @@
           <w:sz w:val="20"/>
           <w:szCs w:val="20"/>
         </w:rPr>
-        <w:t>.2026</w:t>
+        <w:t/>
       </w:r>
       <w:r>
         <w:rPr>
